--- a/Pimpri Chinchwad Education Trust2.docx
+++ b/Pimpri Chinchwad Education Trust2.docx
@@ -69,7 +69,7 @@
                 <v:shape id="_x0000_i1025" type="#_x0000_t75" style="width:75pt;height:63pt" o:ole="">
                   <v:imagedata r:id="rId9" o:title=""/>
                 </v:shape>
-                <o:OLEObject Type="Embed" ProgID="PBrush" ShapeID="_x0000_i1025" DrawAspect="Content" ObjectID="_1795864441" r:id="rId10"/>
+                <o:OLEObject Type="Embed" ProgID="PBrush" ShapeID="_x0000_i1025" DrawAspect="Content" ObjectID="_1796053722" r:id="rId10"/>
               </w:object>
             </w:r>
           </w:p>
@@ -1041,62 +1041,6 @@
               </w:rPr>
               <w:t>Marks</w:t>
             </w:r>
-          </w:p>
-        </w:tc>
-      </w:tr>
-      <w:tr>
-        <w:trPr>
-          <w:trHeight w:val="314"/>
-        </w:trPr>
-        <w:tc>
-          <w:tcPr>
-            <w:tcW w:w="835" w:type="dxa"/>
-          </w:tcPr>
-          <w:p>
-            <w:pPr>
-              <w:rPr>
-                <w:b/>
-              </w:rPr>
-            </w:pPr>
-          </w:p>
-        </w:tc>
-        <w:tc>
-          <w:tcPr>
-            <w:tcW w:w="8008" w:type="dxa"/>
-          </w:tcPr>
-          <w:p>
-            <w:pPr>
-              <w:jc w:val="center"/>
-              <w:rPr>
-                <w:b/>
-              </w:rPr>
-            </w:pPr>
-          </w:p>
-        </w:tc>
-        <w:tc>
-          <w:tcPr>
-            <w:tcW w:w="899" w:type="dxa"/>
-          </w:tcPr>
-          <w:p>
-            <w:pPr>
-              <w:jc w:val="center"/>
-              <w:rPr>
-                <w:b/>
-              </w:rPr>
-            </w:pPr>
-          </w:p>
-        </w:tc>
-        <w:tc>
-          <w:tcPr>
-            <w:tcW w:w="982" w:type="dxa"/>
-          </w:tcPr>
-          <w:p>
-            <w:pPr>
-              <w:jc w:val="center"/>
-              <w:rPr>
-                <w:b/>
-              </w:rPr>
-            </w:pPr>
           </w:p>
         </w:tc>
       </w:tr>
@@ -3020,28 +2964,28 @@
 </file>
 
 <file path=customXml/item1.xml><?xml version="1.0" encoding="utf-8"?>
-<b:Sources xmlns:b="http://schemas.openxmlformats.org/officeDocument/2006/bibliography" xmlns="http://schemas.openxmlformats.org/officeDocument/2006/bibliography" SelectedStyle="\APA.XSL" StyleName="APA"/>
-</file>
-
-<file path=customXml/item2.xml><?xml version="1.0" encoding="utf-8"?>
 <go:gDocsCustomXmlDataStorage xmlns:go="http://customooxmlschemas.google.com/" xmlns:r="http://schemas.openxmlformats.org/officeDocument/2006/relationships">
   <go:docsCustomData xmlns:go="http://customooxmlschemas.google.com/" roundtripDataSignature="AMtx7mjhzHLHrGkKZA2lEES3YgDr6Xxdiw==">AMUW2mUP7BInHskrM7OEDoEkwWVjY61JhFWNpawlGdNRtSwesYll8s2NuhEPB08kiEnIaLX+c/sREv6dNhF32gGafDJKrlsuk1l7I0eFn2/jrzY66IcxmzA=</go:docsCustomData>
 </go:gDocsCustomXmlDataStorage>
 </file>
 
-<file path=customXml/itemProps1.xml><?xml version="1.0" encoding="utf-8"?>
-<ds:datastoreItem xmlns:ds="http://schemas.openxmlformats.org/officeDocument/2006/customXml" ds:itemID="{C9F8E7BA-5CDA-4B59-9A06-B0B8C730F436}">
-  <ds:schemaRefs>
-    <ds:schemaRef ds:uri="http://schemas.openxmlformats.org/officeDocument/2006/bibliography"/>
-  </ds:schemaRefs>
-</ds:datastoreItem>
+<file path=customXml/item2.xml><?xml version="1.0" encoding="utf-8"?>
+<b:Sources xmlns:b="http://schemas.openxmlformats.org/officeDocument/2006/bibliography" xmlns="http://schemas.openxmlformats.org/officeDocument/2006/bibliography" SelectedStyle="\APA.XSL" StyleName="APA"/>
 </file>
 
-<file path=customXml/itemProps2.xml><?xml version="1.0" encoding="utf-8"?>
+<file path=customXml/itemProps1.xml><?xml version="1.0" encoding="utf-8"?>
 <ds:datastoreItem xmlns:ds="http://schemas.openxmlformats.org/officeDocument/2006/customXml" ds:itemID="{11111111-1234-1234-1234-123412341234}">
   <ds:schemaRefs>
     <ds:schemaRef ds:uri="http://customooxmlschemas.google.com/"/>
     <ds:schemaRef ds:uri="http://schemas.openxmlformats.org/officeDocument/2006/relationships"/>
   </ds:schemaRefs>
 </ds:datastoreItem>
+</file>
+
+<file path=customXml/itemProps2.xml><?xml version="1.0" encoding="utf-8"?>
+<ds:datastoreItem xmlns:ds="http://schemas.openxmlformats.org/officeDocument/2006/customXml" ds:itemID="{C9F8E7BA-5CDA-4B59-9A06-B0B8C730F436}">
+  <ds:schemaRefs>
+    <ds:schemaRef ds:uri="http://schemas.openxmlformats.org/officeDocument/2006/bibliography"/>
+  </ds:schemaRefs>
+</ds:datastoreItem>
 </file>